--- a/Clinic Appointments Document.docx
+++ b/Clinic Appointments Document.docx
@@ -102,7 +102,7 @@
           <w:sz w:val="24"/>
           <w:szCs w:val="24"/>
         </w:rPr>
-        <w:t>The system must allow registering and updating basic patient data (first name, last name, email, phone number, date of birth).</w:t>
+        <w:t>The system must allow registering and updating patient data (first name, last name, email, phone number, date of birth).</w:t>
       </w:r>
     </w:p>
     <w:p>
@@ -2988,23 +2988,7 @@
             <w:sz w:val="24"/>
             <w:szCs w:val="24"/>
           </w:rPr>
-          <w:t>http://localhost:8080/s</w:t>
-        </w:r>
-        <w:r>
-          <w:rPr>
-            <w:rStyle w:val="Hyperlink"/>
-            <w:sz w:val="24"/>
-            <w:szCs w:val="24"/>
-          </w:rPr>
-          <w:t>w</w:t>
-        </w:r>
-        <w:r>
-          <w:rPr>
-            <w:rStyle w:val="Hyperlink"/>
-            <w:sz w:val="24"/>
-            <w:szCs w:val="24"/>
-          </w:rPr>
-          <w:t>agger-ui/index.html</w:t>
+          <w:t>http://localhost:8080/swagger-ui/index.html</w:t>
         </w:r>
       </w:hyperlink>
     </w:p>
@@ -8466,6 +8450,7 @@
   <w:style w:type="character" w:default="1" w:styleId="DefaultParagraphFont">
     <w:name w:val="Default Paragraph Font"/>
     <w:uiPriority w:val="1"/>
+    <w:semiHidden/>
     <w:unhideWhenUsed/>
   </w:style>
   <w:style w:type="table" w:default="1" w:styleId="TableNormal">

--- a/Clinic Appointments Document.docx
+++ b/Clinic Appointments Document.docx
@@ -453,7 +453,21 @@
           <w:sz w:val="24"/>
           <w:szCs w:val="24"/>
         </w:rPr>
-        <w:t>The system must provide a way to view and filter lists of appointments and invoices (e.g. by patient, doctor, date, status).</w:t>
+        <w:t>The system must provide a way to view and filter lists of appointments and invoices (e.g. by patient, doctor, date, status)</w:t>
+      </w:r>
+      <w:r>
+        <w:rPr>
+          <w:sz w:val="24"/>
+          <w:szCs w:val="24"/>
+        </w:rPr>
+        <w:tab/>
+      </w:r>
+      <w:r>
+        <w:rPr>
+          <w:sz w:val="24"/>
+          <w:szCs w:val="24"/>
+        </w:rPr>
+        <w:t>.</w:t>
       </w:r>
     </w:p>
     <w:p>
